--- a/word_reports/LP_0167_위치_275_Helen Reddy_Ear Candy.docx
+++ b/word_reports/LP_0167_위치_275_Helen Reddy_Ear Candy.docx
@@ -4,7 +4,7 @@
   <w:body>
     <w:p>
       <w:pPr>
-        <w:spacing w:after="280"/>
+        <w:spacing w:after="80"/>
       </w:pPr>
       <w:r>
         <w:rPr w:rFonts="맑은 고딕">
@@ -13,94 +13,47 @@
           <w:color w:val="1E3A8A"/>
           <w:sz w:val="30"/>
         </w:rPr>
-        <w:t>[275] Helen Reddy - Ear Candy</w:t>
+        <w:t>Helen Reddy (헬렌 레디) - Ear Candy</w:t>
       </w:r>
     </w:p>
     <w:p>
       <w:pPr>
-        <w:spacing w:after="320"/>
+        <w:spacing w:after="240"/>
       </w:pPr>
       <w:r>
         <w:rPr w:rFonts="맑은 고딕">
           <w:rFonts w:ascii="맑은 고딕" w:hAnsi="맑은 고딕" w:eastAsia="맑은 고딕"/>
           <w:b/>
-          <w:sz w:val="20"/>
+          <w:color w:val="4B5563"/>
+          <w:sz w:val="22"/>
         </w:rPr>
-        <w:t>■ 위치 : 275</w:t>
-        <w:br/>
-      </w:r>
-      <w:r>
-        <w:rPr w:rFonts="맑은 고딕">
-          <w:rFonts w:ascii="맑은 고딕" w:hAnsi="맑은 고딕" w:eastAsia="맑은 고딕"/>
-          <w:b/>
-          <w:sz w:val="20"/>
-        </w:rPr>
-        <w:t>■ 아티스트 : Helen Reddy</w:t>
-        <w:br/>
-      </w:r>
-      <w:r>
-        <w:rPr w:rFonts="맑은 고딕">
-          <w:rFonts w:ascii="맑은 고딕" w:hAnsi="맑은 고딕" w:eastAsia="맑은 고딕"/>
-          <w:b/>
-          <w:sz w:val="20"/>
-        </w:rPr>
-        <w:t>■ 앨범명 : Ear Candy</w:t>
-        <w:br/>
-      </w:r>
-      <w:r>
-        <w:rPr w:rFonts="맑은 고딕">
-          <w:rFonts w:ascii="맑은 고딕" w:hAnsi="맑은 고딕" w:eastAsia="맑은 고딕"/>
-          <w:b w:val="0"/>
-          <w:sz w:val="20"/>
-        </w:rPr>
-        <w:t>■ 음반 레이블 : Capitol Records</w:t>
-        <w:br/>
-      </w:r>
-      <w:r>
-        <w:rPr w:rFonts="맑은 고딕">
-          <w:rFonts w:ascii="맑은 고딕" w:hAnsi="맑은 고딕" w:eastAsia="맑은 고딕"/>
-          <w:b w:val="0"/>
-          <w:sz w:val="20"/>
-        </w:rPr>
-        <w:t>■ 발매년도 : 1977</w:t>
-        <w:br/>
-      </w:r>
-      <w:r>
-        <w:rPr w:rFonts="맑은 고딕">
-          <w:rFonts w:ascii="맑은 고딕" w:hAnsi="맑은 고딕" w:eastAsia="맑은 고딕"/>
-          <w:b w:val="0"/>
-          <w:sz w:val="20"/>
-        </w:rPr>
-        <w:t>■ 장르 : 팝 (Pop), 소프트 록 (Soft Rock), 어덜트 컨템포러리 (Adult Contemporary)</w:t>
-        <w:br/>
-      </w:r>
-      <w:r>
-        <w:rPr w:rFonts="맑은 고딕">
-          <w:rFonts w:ascii="맑은 고딕" w:hAnsi="맑은 고딕" w:eastAsia="맑은 고딕"/>
-          <w:b w:val="0"/>
-          <w:sz w:val="20"/>
-        </w:rPr>
-        <w:t>■ 주요 수록곡 : You're My World, The Happy Girls, Long Distance Love, Baby, I'm a Want You, If It's Magic</w:t>
-        <w:br/>
+        <w:t>위치 :  275</w:t>
       </w:r>
     </w:p>
     <w:p>
       <w:pPr>
-        <w:spacing w:after="160"/>
+        <w:spacing w:line="324" w:lineRule="auto" w:before="80" w:after="160"/>
       </w:pPr>
       <w:r>
         <w:rPr w:rFonts="맑은 고딕">
           <w:rFonts w:ascii="맑은 고딕" w:hAnsi="맑은 고딕" w:eastAsia="맑은 고딕"/>
           <w:b/>
           <w:color w:val="1F2937"/>
-          <w:sz w:val="24"/>
+          <w:sz w:val="22"/>
         </w:rPr>
-        <w:t>■ 음반 해설 및 감상 가이드</w:t>
+        <w:t xml:space="preserve">[음반 소개] </w:t>
+      </w:r>
+      <w:r>
+        <w:rPr w:rFonts="맑은 고딕">
+          <w:rFonts w:ascii="맑은 고딕" w:hAnsi="맑은 고딕" w:eastAsia="맑은 고딕"/>
+          <w:b w:val="0"/>
+          <w:sz w:val="21"/>
+        </w:rPr>
       </w:r>
     </w:p>
     <w:p>
       <w:pPr>
-        <w:spacing w:line="312" w:lineRule="auto" w:after="120"/>
+        <w:spacing w:line="324" w:lineRule="auto" w:after="120"/>
       </w:pPr>
       <w:r>
         <w:rPr w:rFonts="맑은 고딕">
@@ -108,38 +61,516 @@
           <w:b w:val="0"/>
           <w:sz w:val="21"/>
         </w:rPr>
-        <w:t>1970년대를 대표하는 여성 보컬리스트 헬렌 레디(Helen Reddy)가 1977년에 발표한 열 번째 스튜디오 앨범 《Ear Candy》는 그녀의 음악적 스펙트럼이 가장 화려하게 개화한 명작 중 하나입니다. 여성 운동의 상징적 송가인 "I Am Woman"으로 대중음악사에 큰 족적을 남긴 그녀는, 이 앨범을 통해 기존의 정형화된 어덜트 컨템포러리 스타일을 넘어 더욱 감각적이고 세련된 팝 사운드를 적극적으로 수용했습니다. 특히 록 씬의 파격적인 프로듀서 킴 파울리(Kim Fowley) 및 얼 맨키(Earle Mankey)와의 뜻밖의 협업은 헬렌 레디의 단아한 보컬에 현대적인 입체감과 신선한 활력을 불어넣는 결정적 계기가 되었습니다.</w:t>
+        <w:t>1970년대 팝 음악의 황금기를 우아하고 당당한 음색으로 수놓았던 헬렌 레디가 1977년에 선보인 《Ear Candy》는 달콤함 이면에 성숙한 예술적 결실을 품고 있는 수작입니다. 당대 최고의 팝 디바로서의 완숙미와 프로듀서 킴 폴리(Kim Fowley)와의 이색적인 조우가 빚어낸 이 음반은 청자의 귓가에 사탕처럼 녹아드는 멜로디와 서정적인 온기를 선사합니다. 시대의 유행 속에서도 고유의 기품을 잃지 않는 그녀의 유려한 보컬은 반세기가 흐른 지금도 아날로그 LP 특유의 그윽한 질감 속에서 눈부시게 빛납니다.</w:t>
       </w:r>
     </w:p>
     <w:p>
       <w:pPr>
-        <w:spacing w:line="312" w:lineRule="auto" w:after="120"/>
+        <w:spacing w:line="324" w:lineRule="auto" w:before="200" w:after="80"/>
       </w:pPr>
+      <w:r>
+        <w:rPr w:rFonts="맑은 고딕">
+          <w:rFonts w:ascii="맑은 고딕" w:hAnsi="맑은 고딕" w:eastAsia="맑은 고딕"/>
+          <w:b/>
+          <w:color w:val="1E3A8A"/>
+          <w:sz w:val="24"/>
+        </w:rPr>
+        <w:t>1. 음반 데이터</w:t>
+      </w:r>
+    </w:p>
+    <w:p>
+      <w:pPr>
+        <w:spacing w:line="324" w:lineRule="auto" w:after="80"/>
+      </w:pPr>
+      <w:r>
+        <w:rPr w:rFonts="맑은 고딕">
+          <w:rFonts w:ascii="맑은 고딕" w:hAnsi="맑은 고딕" w:eastAsia="맑은 고딕"/>
+          <w:b w:val="0"/>
+          <w:color w:val="6B7280"/>
+          <w:sz w:val="21"/>
+        </w:rPr>
+        <w:t xml:space="preserve">· </w:t>
+      </w:r>
+      <w:r>
+        <w:rPr w:rFonts="맑은 고딕">
+          <w:rFonts w:ascii="맑은 고딕" w:hAnsi="맑은 고딕" w:eastAsia="맑은 고딕"/>
+          <w:b/>
+          <w:color w:val="1F2937"/>
+          <w:sz w:val="21"/>
+        </w:rPr>
+        <w:t xml:space="preserve">앨범명: </w:t>
+      </w:r>
       <w:r>
         <w:rPr w:rFonts="맑은 고딕">
           <w:rFonts w:ascii="맑은 고딕" w:hAnsi="맑은 고딕" w:eastAsia="맑은 고딕"/>
           <w:b w:val="0"/>
           <w:sz w:val="21"/>
         </w:rPr>
-        <w:t>본 음반은 '귀를 즐겁게 하는 달콤한 음악'이라는 타이틀의 의미처럼, 70년대 후반 웨스트 코스트 팝 씬의 정교한 프로덕션이 집약되어 있습니다. 헬렌 레디 특유의 명징하고 흔들림 없는 음색은 따뜻하고 풍성한 아날로그 세션 연주와 완벽한 조화를 이룹니다. 그녀는 정통 팝 발라드부터 리드미컬한 소프트 록, 디스코풍의 소울 트랙에 이르기까지 다채로운 장르를 완숙한 가창력으로 품격 있게 소화해 냅니다. 특히 리틀 피트(Little Feat)의 "Long Distance Love"나 스티비 원더(Stevie Wonder)의 "If It's Magic" 같은 거장들의 명곡을 자신만의 지적인 감성으로 재해석한 대목에서는 보컬리스트로서의 뛰어난 안목과 해석력을 실감할 수 있습니다.</w:t>
+        <w:t>Ear Candy</w:t>
       </w:r>
     </w:p>
     <w:p>
       <w:pPr>
-        <w:spacing w:line="312" w:lineRule="auto" w:after="120"/>
+        <w:spacing w:line="324" w:lineRule="auto" w:after="80"/>
       </w:pPr>
+      <w:r>
+        <w:rPr w:rFonts="맑은 고딕">
+          <w:rFonts w:ascii="맑은 고딕" w:hAnsi="맑은 고딕" w:eastAsia="맑은 고딕"/>
+          <w:b w:val="0"/>
+          <w:color w:val="6B7280"/>
+          <w:sz w:val="21"/>
+        </w:rPr>
+        <w:t xml:space="preserve">· </w:t>
+      </w:r>
+      <w:r>
+        <w:rPr w:rFonts="맑은 고딕">
+          <w:rFonts w:ascii="맑은 고딕" w:hAnsi="맑은 고딕" w:eastAsia="맑은 고딕"/>
+          <w:b/>
+          <w:color w:val="1F2937"/>
+          <w:sz w:val="21"/>
+        </w:rPr>
+        <w:t xml:space="preserve">아티스트: </w:t>
+      </w:r>
       <w:r>
         <w:rPr w:rFonts="맑은 고딕">
           <w:rFonts w:ascii="맑은 고딕" w:hAnsi="맑은 고딕" w:eastAsia="맑은 고딕"/>
           <w:b w:val="0"/>
           <w:sz w:val="21"/>
         </w:rPr>
-        <w:t>앨범의 최고 하이라이트는 단연 빌보드 싱글 차트 상위권을 장식하며 큰 사랑을 받은 "You're My World"입니다. 웅장한 오케스트레이션 편곡 위로 흐르는 그녀의 호소력 짙은 보컬은 극적인 감동을 선사합니다. 아울러 헬렌 레디가 직접 작사에 참여하여 삶에 대한 시선을 유려하게 풀어낸 "The Happy Girls" 역시 이 앨범에서 놓쳐서는 안 될 수작입니다. Capitol Records 특유의 질감 높은 아날로그 녹음과 풍부한 중저음역대의 사운드는 LP 매체를 통해 감상할 때 특유의 따뜻함과 입체감이 극대화되어, 음악 감상의 깊은 운치를 더해줍니다.</w:t>
+        <w:t>Helen Reddy (헬렌 레디)</w:t>
+      </w:r>
+    </w:p>
+    <w:p>
+      <w:pPr>
+        <w:spacing w:line="324" w:lineRule="auto" w:after="80"/>
+      </w:pPr>
+      <w:r>
+        <w:rPr w:rFonts="맑은 고딕">
+          <w:rFonts w:ascii="맑은 고딕" w:hAnsi="맑은 고딕" w:eastAsia="맑은 고딕"/>
+          <w:b w:val="0"/>
+          <w:color w:val="6B7280"/>
+          <w:sz w:val="21"/>
+        </w:rPr>
+        <w:t xml:space="preserve">· </w:t>
+      </w:r>
+      <w:r>
+        <w:rPr w:rFonts="맑은 고딕">
+          <w:rFonts w:ascii="맑은 고딕" w:hAnsi="맑은 고딕" w:eastAsia="맑은 고딕"/>
+          <w:b/>
+          <w:color w:val="1F2937"/>
+          <w:sz w:val="21"/>
+        </w:rPr>
+        <w:t xml:space="preserve">발매 정보: </w:t>
+      </w:r>
+      <w:r>
+        <w:rPr w:rFonts="맑은 고딕">
+          <w:rFonts w:ascii="맑은 고딕" w:hAnsi="맑은 고딕" w:eastAsia="맑은 고딕"/>
+          <w:b w:val="0"/>
+          <w:sz w:val="21"/>
+        </w:rPr>
+        <w:t>1977년 4월 캐피톨 레코드(Capitol Records)를 통해 발매된 헬렌 레디의 통산 아홉 번째 정규 스튜디오 앨범으로, 록계의 기인 킴 폴리와 얼 맨키(Earle Mankey)가 공동 프로듀싱을 맡아 헬렌 레디의 정갈한 보컬에 다채로운 팝-록 텍스처를 부여한 기념비적 작품입니다.</w:t>
+      </w:r>
+    </w:p>
+    <w:p>
+      <w:pPr>
+        <w:spacing w:line="324" w:lineRule="auto" w:after="80"/>
+      </w:pPr>
+      <w:r>
+        <w:rPr w:rFonts="맑은 고딕">
+          <w:rFonts w:ascii="맑은 고딕" w:hAnsi="맑은 고딕" w:eastAsia="맑은 고딕"/>
+          <w:b w:val="0"/>
+          <w:color w:val="6B7280"/>
+          <w:sz w:val="21"/>
+        </w:rPr>
+        <w:t xml:space="preserve">· </w:t>
+      </w:r>
+      <w:r>
+        <w:rPr w:rFonts="맑은 고딕">
+          <w:rFonts w:ascii="맑은 고딕" w:hAnsi="맑은 고딕" w:eastAsia="맑은 고딕"/>
+          <w:b/>
+          <w:color w:val="1F2937"/>
+          <w:sz w:val="21"/>
+        </w:rPr>
+        <w:t xml:space="preserve">LP 인기도(판매량): </w:t>
+      </w:r>
+      <w:r>
+        <w:rPr w:rFonts="맑은 고딕">
+          <w:rFonts w:ascii="맑은 고딕" w:hAnsi="맑은 고딕" w:eastAsia="맑은 고딕"/>
+          <w:b w:val="0"/>
+          <w:sz w:val="21"/>
+        </w:rPr>
+        <w:t>발매 직후 빌보드 200 앨범 차트 상위권에 안착하였으며, 실라 블랙(Cilla Black)의 원곡을 리메이크한 리드 싱글 'You're My World'가 빌보드 핫 100 18위 및 어덜트 컨템퍼러리 차트 Top 10을 기록하며 대중적인 사랑을 받았습니다.</w:t>
+      </w:r>
+    </w:p>
+    <w:p>
+      <w:pPr>
+        <w:spacing w:line="324" w:lineRule="auto" w:after="80"/>
+      </w:pPr>
+      <w:r>
+        <w:rPr w:rFonts="맑은 고딕">
+          <w:rFonts w:ascii="맑은 고딕" w:hAnsi="맑은 고딕" w:eastAsia="맑은 고딕"/>
+          <w:b w:val="0"/>
+          <w:color w:val="6B7280"/>
+          <w:sz w:val="21"/>
+        </w:rPr>
+        <w:t xml:space="preserve">· </w:t>
+      </w:r>
+      <w:r>
+        <w:rPr w:rFonts="맑은 고딕">
+          <w:rFonts w:ascii="맑은 고딕" w:hAnsi="맑은 고딕" w:eastAsia="맑은 고딕"/>
+          <w:b/>
+          <w:color w:val="1F2937"/>
+          <w:sz w:val="21"/>
+        </w:rPr>
+        <w:t xml:space="preserve">각종 수상경력: </w:t>
+      </w:r>
+      <w:r>
+        <w:rPr w:rFonts="맑은 고딕">
+          <w:rFonts w:ascii="맑은 고딕" w:hAnsi="맑은 고딕" w:eastAsia="맑은 고딕"/>
+          <w:b w:val="0"/>
+          <w:sz w:val="21"/>
+        </w:rPr>
+        <w:t>그래미 어워드 최우수 여성 팝 보컬리스트 수상자이자 할리우드 명예의 거리에 헌액된 헬렌 레디의 후기 전성기 디스코그래피를 장식하며, 평단으로부터 그녀의 음악적 스펙트럼을 넓힌 감각적인 앨범으로 호평받았습니다.</w:t>
+      </w:r>
+    </w:p>
+    <w:p>
+      <w:pPr>
+        <w:spacing w:line="324" w:lineRule="auto" w:before="200" w:after="80"/>
+      </w:pPr>
+      <w:r>
+        <w:rPr w:rFonts="맑은 고딕">
+          <w:rFonts w:ascii="맑은 고딕" w:hAnsi="맑은 고딕" w:eastAsia="맑은 고딕"/>
+          <w:b/>
+          <w:color w:val="1E3A8A"/>
+          <w:sz w:val="24"/>
+        </w:rPr>
+        <w:t>2. 아티스트 정보</w:t>
+      </w:r>
+    </w:p>
+    <w:p>
+      <w:pPr>
+        <w:spacing w:line="324" w:lineRule="auto" w:after="80"/>
+      </w:pPr>
+      <w:r>
+        <w:rPr w:rFonts="맑은 고딕">
+          <w:rFonts w:ascii="맑은 고딕" w:hAnsi="맑은 고딕" w:eastAsia="맑은 고딕"/>
+          <w:b w:val="0"/>
+          <w:color w:val="6B7280"/>
+          <w:sz w:val="21"/>
+        </w:rPr>
+        <w:t xml:space="preserve">· </w:t>
+      </w:r>
+      <w:r>
+        <w:rPr w:rFonts="맑은 고딕">
+          <w:rFonts w:ascii="맑은 고딕" w:hAnsi="맑은 고딕" w:eastAsia="맑은 고딕"/>
+          <w:b/>
+          <w:color w:val="1F2937"/>
+          <w:sz w:val="21"/>
+        </w:rPr>
+        <w:t xml:space="preserve">국적: </w:t>
+      </w:r>
+      <w:r>
+        <w:rPr w:rFonts="맑은 고딕">
+          <w:rFonts w:ascii="맑은 고딕" w:hAnsi="맑은 고딕" w:eastAsia="맑은 고딕"/>
+          <w:b w:val="0"/>
+          <w:sz w:val="21"/>
+        </w:rPr>
+        <w:t>호주 / 미국</w:t>
+      </w:r>
+    </w:p>
+    <w:p>
+      <w:pPr>
+        <w:spacing w:line="324" w:lineRule="auto" w:after="80"/>
+      </w:pPr>
+      <w:r>
+        <w:rPr w:rFonts="맑은 고딕">
+          <w:rFonts w:ascii="맑은 고딕" w:hAnsi="맑은 고딕" w:eastAsia="맑은 고딕"/>
+          <w:b w:val="0"/>
+          <w:color w:val="6B7280"/>
+          <w:sz w:val="21"/>
+        </w:rPr>
+        <w:t xml:space="preserve">· </w:t>
+      </w:r>
+      <w:r>
+        <w:rPr w:rFonts="맑은 고딕">
+          <w:rFonts w:ascii="맑은 고딕" w:hAnsi="맑은 고딕" w:eastAsia="맑은 고딕"/>
+          <w:b/>
+          <w:color w:val="1F2937"/>
+          <w:sz w:val="21"/>
+        </w:rPr>
+        <w:t xml:space="preserve">생몰년도: </w:t>
+      </w:r>
+      <w:r>
+        <w:rPr w:rFonts="맑은 고딕">
+          <w:rFonts w:ascii="맑은 고딕" w:hAnsi="맑은 고딕" w:eastAsia="맑은 고딕"/>
+          <w:b w:val="0"/>
+          <w:sz w:val="21"/>
+        </w:rPr>
+        <w:t>1941년 10월 25일 ~ 2020년 9월 29일</w:t>
+      </w:r>
+    </w:p>
+    <w:p>
+      <w:pPr>
+        <w:spacing w:line="324" w:lineRule="auto" w:after="80"/>
+      </w:pPr>
+      <w:r>
+        <w:rPr w:rFonts="맑은 고딕">
+          <w:rFonts w:ascii="맑은 고딕" w:hAnsi="맑은 고딕" w:eastAsia="맑은 고딕"/>
+          <w:b w:val="0"/>
+          <w:color w:val="6B7280"/>
+          <w:sz w:val="21"/>
+        </w:rPr>
+        <w:t xml:space="preserve">· </w:t>
+      </w:r>
+      <w:r>
+        <w:rPr w:rFonts="맑은 고딕">
+          <w:rFonts w:ascii="맑은 고딕" w:hAnsi="맑은 고딕" w:eastAsia="맑은 고딕"/>
+          <w:b/>
+          <w:color w:val="1F2937"/>
+          <w:sz w:val="21"/>
+        </w:rPr>
+        <w:t xml:space="preserve">그룹 소속: </w:t>
+      </w:r>
+      <w:r>
+        <w:rPr w:rFonts="맑은 고딕">
+          <w:rFonts w:ascii="맑은 고딕" w:hAnsi="맑은 고딕" w:eastAsia="맑은 고딕"/>
+          <w:b w:val="0"/>
+          <w:sz w:val="21"/>
+        </w:rPr>
+        <w:t>솔로</w:t>
+      </w:r>
+    </w:p>
+    <w:p>
+      <w:pPr>
+        <w:spacing w:line="324" w:lineRule="auto" w:after="80"/>
+      </w:pPr>
+      <w:r>
+        <w:rPr w:rFonts="맑은 고딕">
+          <w:rFonts w:ascii="맑은 고딕" w:hAnsi="맑은 고딕" w:eastAsia="맑은 고딕"/>
+          <w:b w:val="0"/>
+          <w:color w:val="6B7280"/>
+          <w:sz w:val="21"/>
+        </w:rPr>
+        <w:t xml:space="preserve">· </w:t>
+      </w:r>
+      <w:r>
+        <w:rPr w:rFonts="맑은 고딕">
+          <w:rFonts w:ascii="맑은 고딕" w:hAnsi="맑은 고딕" w:eastAsia="맑은 고딕"/>
+          <w:b/>
+          <w:color w:val="1F2937"/>
+          <w:sz w:val="21"/>
+        </w:rPr>
+        <w:t xml:space="preserve">아티스트 소개: </w:t>
+      </w:r>
+      <w:r>
+        <w:rPr w:rFonts="맑은 고딕">
+          <w:rFonts w:ascii="맑은 고딕" w:hAnsi="맑은 고딕" w:eastAsia="맑은 고딕"/>
+          <w:b w:val="0"/>
+          <w:sz w:val="21"/>
+        </w:rPr>
+        <w:t>헬렌 레디는 명곡 'I Am Woman'을 통해 여성 해방 운동의 상징적 목소리로 떠오르며 1970년대를 풍미한 전설적인 팝 보컬리스트입니다. 맑고도 호소력 짙은 보이스와 완벽한 악곡 해석력으로 수많은 빌보드 넘버원 히트곡을 쏟아내며 당대 어덜트 컨템퍼러리 팝의 황금기를 이끌었습니다.</w:t>
+      </w:r>
+    </w:p>
+    <w:p>
+      <w:pPr>
+        <w:spacing w:line="324" w:lineRule="auto" w:before="200" w:after="80"/>
+      </w:pPr>
+      <w:r>
+        <w:rPr w:rFonts="맑은 고딕">
+          <w:rFonts w:ascii="맑은 고딕" w:hAnsi="맑은 고딕" w:eastAsia="맑은 고딕"/>
+          <w:b/>
+          <w:color w:val="1E3A8A"/>
+          <w:sz w:val="24"/>
+        </w:rPr>
+        <w:t>3. 음반 상세 분석</w:t>
+      </w:r>
+    </w:p>
+    <w:p>
+      <w:pPr>
+        <w:spacing w:line="324" w:lineRule="auto" w:after="80"/>
+      </w:pPr>
+      <w:r>
+        <w:rPr w:rFonts="맑은 고딕">
+          <w:rFonts w:ascii="맑은 고딕" w:hAnsi="맑은 고딕" w:eastAsia="맑은 고딕"/>
+          <w:b w:val="0"/>
+          <w:color w:val="6B7280"/>
+          <w:sz w:val="21"/>
+        </w:rPr>
+        <w:t xml:space="preserve">· </w:t>
+      </w:r>
+      <w:r>
+        <w:rPr w:rFonts="맑은 고딕">
+          <w:rFonts w:ascii="맑은 고딕" w:hAnsi="맑은 고딕" w:eastAsia="맑은 고딕"/>
+          <w:b/>
+          <w:color w:val="1F2937"/>
+          <w:sz w:val="21"/>
+        </w:rPr>
+        <w:t xml:space="preserve">역사적 위치: </w:t>
+      </w:r>
+      <w:r>
+        <w:rPr w:rFonts="맑은 고딕">
+          <w:rFonts w:ascii="맑은 고딕" w:hAnsi="맑은 고딕" w:eastAsia="맑은 고딕"/>
+          <w:b w:val="0"/>
+          <w:sz w:val="21"/>
+        </w:rPr>
+        <w:t>본 작은 1970년대 중후반 팝 음악계의 지형도가 소프트 록과 디스코로 재편되던 시기에, 전통적인 스탠더드 팝 보컬이 어떻게 현대적인 세련미를 획득할 수 있는지를 명확히 입증한 앨범입니다. 파격적인 제작진과의 협업을 통해 기존의 정형화된 이미지를 탈피하고, 다채로운 악기 편곡과 대담한 사운드 실험을 성공적으로 융합해 낸 음악사적 성취를 보여줍니다.</w:t>
+      </w:r>
+    </w:p>
+    <w:p>
+      <w:pPr>
+        <w:spacing w:line="324" w:lineRule="auto" w:after="80"/>
+      </w:pPr>
+      <w:r>
+        <w:rPr w:rFonts="맑은 고딕">
+          <w:rFonts w:ascii="맑은 고딕" w:hAnsi="맑은 고딕" w:eastAsia="맑은 고딕"/>
+          <w:b w:val="0"/>
+          <w:color w:val="6B7280"/>
+          <w:sz w:val="21"/>
+        </w:rPr>
+        <w:t xml:space="preserve">· </w:t>
+      </w:r>
+      <w:r>
+        <w:rPr w:rFonts="맑은 고딕">
+          <w:rFonts w:ascii="맑은 고딕" w:hAnsi="맑은 고딕" w:eastAsia="맑은 고딕"/>
+          <w:b/>
+          <w:color w:val="1F2937"/>
+          <w:sz w:val="21"/>
+        </w:rPr>
+        <w:t xml:space="preserve">시대의 흔적(스토리텔링): </w:t>
+      </w:r>
+      <w:r>
+        <w:rPr w:rFonts="맑은 고딕">
+          <w:rFonts w:ascii="맑은 고딕" w:hAnsi="맑은 고딕" w:eastAsia="맑은 고딕"/>
+          <w:b w:val="0"/>
+          <w:sz w:val="21"/>
+        </w:rPr>
+        <w:t>1970년대 후반의 낭만과 자유로움, 그리고 성숙한 대중문화의 결이 고스란히 담겨 있는 음반입니다. 당시 라디오 전파를 타고 흐르던 카펜터스나 올리비아 뉴튼 존의 음악처럼, 일상의 피로를 보듬어주고 청춘들의 가슴을 따뜻한 서정으로 물들였던 당대 레코드 살롱의 공기를 생생하게 환기해 줍니다.</w:t>
+      </w:r>
+    </w:p>
+    <w:p>
+      <w:pPr>
+        <w:spacing w:line="324" w:lineRule="auto" w:before="200" w:after="80"/>
+      </w:pPr>
+      <w:r>
+        <w:rPr w:rFonts="맑은 고딕">
+          <w:rFonts w:ascii="맑은 고딕" w:hAnsi="맑은 고딕" w:eastAsia="맑은 고딕"/>
+          <w:b/>
+          <w:color w:val="1E3A8A"/>
+          <w:sz w:val="24"/>
+        </w:rPr>
+        <w:t>4. 주요 수록곡 및 감상 제언</w:t>
+      </w:r>
+    </w:p>
+    <w:p>
+      <w:pPr>
+        <w:spacing w:line="324" w:lineRule="auto" w:after="80"/>
+      </w:pPr>
+      <w:r>
+        <w:rPr w:rFonts="맑은 고딕">
+          <w:rFonts w:ascii="맑은 고딕" w:hAnsi="맑은 고딕" w:eastAsia="맑은 고딕"/>
+          <w:b w:val="0"/>
+          <w:color w:val="6B7280"/>
+          <w:sz w:val="21"/>
+        </w:rPr>
+        <w:t xml:space="preserve">· </w:t>
+      </w:r>
+      <w:r>
+        <w:rPr w:rFonts="맑은 고딕">
+          <w:rFonts w:ascii="맑은 고딕" w:hAnsi="맑은 고딕" w:eastAsia="맑은 고딕"/>
+          <w:b/>
+          <w:color w:val="1F2937"/>
+          <w:sz w:val="21"/>
+        </w:rPr>
+        <w:t xml:space="preserve">주요 수록곡 특징: </w:t>
+      </w:r>
+      <w:r>
+        <w:rPr w:rFonts="맑은 고딕">
+          <w:rFonts w:ascii="맑은 고딕" w:hAnsi="맑은 고딕" w:eastAsia="맑은 고딕"/>
+          <w:b w:val="0"/>
+          <w:sz w:val="21"/>
+        </w:rPr>
+        <w:t>감미롭고 웅장한 오케스트레이션 위로 헬렌 레디의 드라마틱한 가창력이 폭발하는 'You're My World'를 필두로, 경쾌하면서도 도회적인 리듬감이 돋보이는 'Baby, I'm a Star', 그리고 블루지한 감성과 짙은 페이소스가 묻어나는 'Long Distance Love'에 이르기까지 앨범 타이틀 그대로 귀를 감싸 안는 다채로운 트랙들로 가득 차 있습니다.</w:t>
+      </w:r>
+    </w:p>
+    <w:p>
+      <w:pPr>
+        <w:spacing w:line="324" w:lineRule="auto" w:after="80"/>
+      </w:pPr>
+      <w:r>
+        <w:rPr w:rFonts="맑은 고딕">
+          <w:rFonts w:ascii="맑은 고딕" w:hAnsi="맑은 고딕" w:eastAsia="맑은 고딕"/>
+          <w:b w:val="0"/>
+          <w:color w:val="6B7280"/>
+          <w:sz w:val="21"/>
+        </w:rPr>
+        <w:t xml:space="preserve">· </w:t>
+      </w:r>
+      <w:r>
+        <w:rPr w:rFonts="맑은 고딕">
+          <w:rFonts w:ascii="맑은 고딕" w:hAnsi="맑은 고딕" w:eastAsia="맑은 고딕"/>
+          <w:b/>
+          <w:color w:val="1F2937"/>
+          <w:sz w:val="21"/>
+        </w:rPr>
+        <w:t xml:space="preserve">빈티지 감상 제언: </w:t>
+      </w:r>
+      <w:r>
+        <w:rPr w:rFonts="맑은 고딕">
+          <w:rFonts w:ascii="맑은 고딕" w:hAnsi="맑은 고딕" w:eastAsia="맑은 고딕"/>
+          <w:b w:val="0"/>
+          <w:sz w:val="21"/>
+        </w:rPr>
+        <w:t>턴테이블의 바늘이 LP의 소리골을 지날 때 피어오르는 어쿠스틱 악기들의 자연스러운 배음과 헬렌 레디의 숨결까지 포착해 내는 진공관 앰프 매칭을 권합니다. 특히 현악 스트링과 브라스가 풍성하게 교차하는 대목에서는 아날로그 오디오만이 전달할 수 있는 깊고 따뜻한 공간감이 방 안을 가득 채우는 희열을 만끽할 수 있습니다.</w:t>
+      </w:r>
+    </w:p>
+    <w:p>
+      <w:pPr>
+        <w:spacing w:line="324" w:lineRule="auto" w:after="80"/>
+      </w:pPr>
+      <w:r>
+        <w:rPr w:rFonts="맑은 고딕">
+          <w:rFonts w:ascii="맑은 고딕" w:hAnsi="맑은 고딕" w:eastAsia="맑은 고딕"/>
+          <w:b w:val="0"/>
+          <w:color w:val="6B7280"/>
+          <w:sz w:val="21"/>
+        </w:rPr>
+        <w:t xml:space="preserve">· </w:t>
+      </w:r>
+      <w:r>
+        <w:rPr w:rFonts="맑은 고딕">
+          <w:rFonts w:ascii="맑은 고딕" w:hAnsi="맑은 고딕" w:eastAsia="맑은 고딕"/>
+          <w:b/>
+          <w:color w:val="1F2937"/>
+          <w:sz w:val="21"/>
+        </w:rPr>
+        <w:t xml:space="preserve">소장 가치: </w:t>
+      </w:r>
+      <w:r>
+        <w:rPr w:rFonts="맑은 고딕">
+          <w:rFonts w:ascii="맑은 고딕" w:hAnsi="맑은 고딕" w:eastAsia="맑은 고딕"/>
+          <w:b w:val="0"/>
+          <w:sz w:val="21"/>
+        </w:rPr>
+        <w:t>감각적인 앨범 커버 아트워크와 더불어, 70년대 아날로그 마스터링 기술의 정점을 품고 있는 오리지널 프레싱 LP는 컬렉터들에게 시각적·청각적 만족감을 동시에 선사합니다. 시대의 디바가 가장 자유롭고 유연하게 노래했던 순간을 포착한 명반으로서 바이닐 애호가의 선반 한 켠을 품격 있게 장식하기에 부족함이 없습니다.</w:t>
+      </w:r>
+    </w:p>
+    <w:p>
+      <w:pPr>
+        <w:spacing w:line="324" w:lineRule="auto" w:after="120" w:before="160"/>
+      </w:pPr>
+      <w:r>
+        <w:rPr w:rFonts="맑은 고딕">
+          <w:rFonts w:ascii="맑은 고딕" w:hAnsi="맑은 고딕" w:eastAsia="맑은 고딕"/>
+          <w:b/>
+          <w:color w:val="4338CA"/>
+          <w:sz w:val="21"/>
+        </w:rPr>
+        <w:t>이 음반을 통해 1970년대 팝 음악의 황금기가 전해주는 감동을 다시 한번 경험해 보시는 것은 어떨까요?</w:t>
       </w:r>
     </w:p>
     <w:sectPr>
       <w:pgSz w:w="12240" w:h="15840"/>
-      <w:pgMar w:top="1440" w:right="1440" w:bottom="1440" w:left="1440" w:header="720" w:footer="720" w:gutter="0"/>
+      <w:pgMar w:top="1152" w:right="1296" w:bottom="1152" w:left="1296" w:header="720" w:footer="720" w:gutter="0"/>
       <w:cols w:space="720"/>
       <w:docGrid w:linePitch="360"/>
     </w:sectPr>

--- a/word_reports/LP_0167_위치_275_Helen Reddy_Ear Candy.docx
+++ b/word_reports/LP_0167_위치_275_Helen Reddy_Ear Candy.docx
@@ -32,7 +32,7 @@
     </w:p>
     <w:p>
       <w:pPr>
-        <w:spacing w:line="324" w:lineRule="auto" w:before="80" w:after="160"/>
+        <w:spacing w:line="324" w:lineRule="auto" w:before="80" w:after="120"/>
       </w:pPr>
       <w:r>
         <w:rPr w:rFonts="맑은 고딕">
@@ -42,13 +42,6 @@
           <w:sz w:val="22"/>
         </w:rPr>
         <w:t xml:space="preserve">[음반 소개] </w:t>
-      </w:r>
-      <w:r>
-        <w:rPr w:rFonts="맑은 고딕">
-          <w:rFonts w:ascii="맑은 고딕" w:hAnsi="맑은 고딕" w:eastAsia="맑은 고딕"/>
-          <w:b w:val="0"/>
-          <w:sz w:val="21"/>
-        </w:rPr>
       </w:r>
     </w:p>
     <w:p>
@@ -61,7 +54,46 @@
           <w:b w:val="0"/>
           <w:sz w:val="21"/>
         </w:rPr>
-        <w:t>1970년대 팝 음악의 황금기를 우아하고 당당한 음색으로 수놓았던 헬렌 레디가 1977년에 선보인 《Ear Candy》는 달콤함 이면에 성숙한 예술적 결실을 품고 있는 수작입니다. 당대 최고의 팝 디바로서의 완숙미와 프로듀서 킴 폴리(Kim Fowley)와의 이색적인 조우가 빚어낸 이 음반은 청자의 귓가에 사탕처럼 녹아드는 멜로디와 서정적인 온기를 선사합니다. 시대의 유행 속에서도 고유의 기품을 잃지 않는 그녀의 유려한 보컬은 반세기가 흐른 지금도 아날로그 LP 특유의 그윽한 질감 속에서 눈부시게 빛납니다.</w:t>
+        <w:t>1970년대 대중음악계의 중심에서 여성의 주체적인 목소리와 당당한 서사를 대변했던 헬렌 레디(Helen Reddy)는 시대의 거센 파도를 넘나들며 진정한 예술적 품격을 확립한 독보적인 디바였습니다. 불멸의 송가 ‘I Am Woman’으로 전 세계의 심장을 울렸던 그녀는, 1977년 통산 열 번째 스튜디오 앨범인 본작 [Ear Candy]에 이르러 투쟁과 선언의 무게를 잠시 내려놓고, 음악 그 자체의 순수한 아름다움과 낭만적 탐미주의의 극치를 선보입니다. '귀를 즐겁게 하는 달콤한 유혹'이라는 앨범의 제명처럼, 이 작품은 세련된 멜로디와 우아한 보컬이 직조해 낸 70년대 팝의 가장 찬연한 순간을 기록하고 있습니다.</w:t>
+      </w:r>
+    </w:p>
+    <w:p>
+      <w:pPr>
+        <w:spacing w:line="324" w:lineRule="auto" w:after="120"/>
+      </w:pPr>
+      <w:r>
+        <w:rPr w:rFonts="맑은 고딕">
+          <w:rFonts w:ascii="맑은 고딕" w:hAnsi="맑은 고딕" w:eastAsia="맑은 고딕"/>
+          <w:b w:val="0"/>
+          <w:sz w:val="21"/>
+        </w:rPr>
+        <w:t>이 앨범은 당대 파격적인 프로듀서 킴 파울리(Kim Fowley)와 얼 맨키(Earle Mankey)와의 협업이라는 흥미로운 예술적 실험 속에서 탄생했습니다. 이전까지 그녀가 지니고 있던 정통 어덜트 컨템포러리의 단아한 골조 위에, 캘리포니아 특유의 경쾌하고도 반짝이는 파워 팝의 감각을 절묘하게 덧입혔습니다. 대중성과 예술성, 전통과 현대적 감각의 균형을 치열하게 모색한 이 작품은 헬렌 레디라는 보컬리스트가 지닌 유연한 스펙트럼과 서정적 표현력의 깊이를 유감없이 증명하며, 당대 팝 음악계에 신선하고도 격조 높은 파동을 일으켰습니다.</w:t>
+      </w:r>
+    </w:p>
+    <w:p>
+      <w:pPr>
+        <w:spacing w:line="324" w:lineRule="auto" w:after="120"/>
+      </w:pPr>
+      <w:r>
+        <w:rPr w:rFonts="맑은 고딕">
+          <w:rFonts w:ascii="맑은 고딕" w:hAnsi="맑은 고딕" w:eastAsia="맑은 고딕"/>
+          <w:b w:val="0"/>
+          <w:sz w:val="21"/>
+        </w:rPr>
+        <w:t>수록곡 전반을 관통하는 음악적 철학은 인간 내면의 다정한 고백과 일상적 온기를 향해 있습니다. 웅장한 감정의 굴곡을 유려하게 이끌어가는 오케스트레이션과 그녀 특유의 맑고 정갈한 발성은 듣는 이로 하여금 깊은 정서적 안식과 서정적 울림을 느끼게 합니다. 사랑의 다채로운 음영을 포착해 내는 그녀의 음색은 차가운 기계적 사운드가 범람하기 이전, 가장 온전하고 풍성했던 아날로그 시대의 낭만을 오롯이 투영합니다.</w:t>
+      </w:r>
+    </w:p>
+    <w:p>
+      <w:pPr>
+        <w:spacing w:line="324" w:lineRule="auto" w:after="120"/>
+      </w:pPr>
+      <w:r>
+        <w:rPr w:rFonts="맑은 고딕">
+          <w:rFonts w:ascii="맑은 고딕" w:hAnsi="맑은 고딕" w:eastAsia="맑은 고딕"/>
+          <w:b w:val="0"/>
+          <w:sz w:val="21"/>
+        </w:rPr>
+        <w:t>세월이 흘러 수많은 트렌드가 명멸한 오늘날에도 [Ear Candy]가 여전히 특별한 온도로 다가오는 이유는, 진심 어린 보컬의 힘이 지닌 영속성 때문입니다. 헬렌 레디가 건네는 감미롭고도 품격 있는 선율들은 턴테이블 위에서 회전하며 아련한 노스탤지어를 환기하고, 듣는 이의 마음 깊은 곳에 은은하고 지워지지 않는 서정의 무늬를 아로새깁니다.</w:t>
       </w:r>
     </w:p>
     <w:p>
@@ -168,7 +200,7 @@
           <w:b w:val="0"/>
           <w:sz w:val="21"/>
         </w:rPr>
-        <w:t>1977년 4월 캐피톨 레코드(Capitol Records)를 통해 발매된 헬렌 레디의 통산 아홉 번째 정규 스튜디오 앨범으로, 록계의 기인 킴 폴리와 얼 맨키(Earle Mankey)가 공동 프로듀싱을 맡아 헬렌 레디의 정갈한 보컬에 다채로운 팝-록 텍스처를 부여한 기념비적 작품입니다.</w:t>
+        <w:t>1977년 4월 세계적인 명문 레이블 캐피톨 레코드(Capitol Records)를 통해 발매된 헬렌 레디의 정규 10집 앨범으로, 70년대 후반 팝 음악계의 성숙한 음악성을 품격 있게 담아낸 역작입니다.</w:t>
       </w:r>
     </w:p>
     <w:p>
@@ -199,7 +231,7 @@
           <w:b w:val="0"/>
           <w:sz w:val="21"/>
         </w:rPr>
-        <w:t>발매 직후 빌보드 200 앨범 차트 상위권에 안착하였으며, 실라 블랙(Cilla Black)의 원곡을 리메이크한 리드 싱글 'You're My World'가 빌보드 핫 100 18위 및 어덜트 컨템퍼러리 차트 Top 10을 기록하며 대중적인 사랑을 받았습니다.</w:t>
+        <w:t>발매 직후 미국 빌보드 200 차트 54위에 오르고, 명 리메이크 싱글 ‘You're My World’가 빌보드 핫 100 18위 및 어덜트 컨템포러리 차트 정상을 위협하며 대중과 평단의 뜨거운 호응을 얻었습니다.</w:t>
       </w:r>
     </w:p>
     <w:p>
@@ -230,7 +262,7 @@
           <w:b w:val="0"/>
           <w:sz w:val="21"/>
         </w:rPr>
-        <w:t>그래미 어워드 최우수 여성 팝 보컬리스트 수상자이자 할리우드 명예의 거리에 헌액된 헬렌 레디의 후기 전성기 디스코그래피를 장식하며, 평단으로부터 그녀의 음악적 스펙트럼을 넓힌 감각적인 앨범으로 호평받았습니다.</w:t>
+        <w:t>그래미 어워드 최우수 여성 팝 보컬리스트 수상에 빛나는 그녀의 확고한 음악적 권위를 다시금 증명하며, 대중음악 전문지들로부터 보컬의 성숙미와 프로덕션의 수려함에 대해 높은 평가를 받았습니다.</w:t>
       </w:r>
     </w:p>
     <w:p>
@@ -306,7 +338,7 @@
           <w:b w:val="0"/>
           <w:sz w:val="21"/>
         </w:rPr>
-        <w:t>1941년 10월 25일 ~ 2020년 9월 29일</w:t>
+        <w:t>1941년 10월 25일 – 2020년 9월 29일</w:t>
       </w:r>
     </w:p>
     <w:p>
@@ -368,7 +400,7 @@
           <w:b w:val="0"/>
           <w:sz w:val="21"/>
         </w:rPr>
-        <w:t>헬렌 레디는 명곡 'I Am Woman'을 통해 여성 해방 운동의 상징적 목소리로 떠오르며 1970년대를 풍미한 전설적인 팝 보컬리스트입니다. 맑고도 호소력 짙은 보이스와 완벽한 악곡 해석력으로 수많은 빌보드 넘버원 히트곡을 쏟아내며 당대 어덜트 컨템퍼러리 팝의 황금기를 이끌었습니다.</w:t>
+        <w:t>1970년대 ‘팝의 여왕’으로 불리며 어덜트 컨템포러리와 팝 역사를 새롭게 쓴 전설적인 보컬리스트입니다. 명료하고 우아한 딕션, 풍부한 성량과 섬세한 감정 표현으로 여성의 자존과 사랑의 서사를 탁월하게 융합한 당대 최고의 아티스트입니다.</w:t>
       </w:r>
     </w:p>
     <w:p>
@@ -413,7 +445,7 @@
           <w:b w:val="0"/>
           <w:sz w:val="21"/>
         </w:rPr>
-        <w:t>본 작은 1970년대 중후반 팝 음악계의 지형도가 소프트 록과 디스코로 재편되던 시기에, 전통적인 스탠더드 팝 보컬이 어떻게 현대적인 세련미를 획득할 수 있는지를 명확히 입증한 앨범입니다. 파격적인 제작진과의 협업을 통해 기존의 정형화된 이미지를 탈피하고, 다채로운 악기 편곡과 대담한 사운드 실험을 성공적으로 융합해 낸 음악사적 성취를 보여줍니다.</w:t>
+        <w:t>디스코와 펑크의 태동기였던 1977년, 팝 보컬 음악이 도달할 수 있는 가장 우아하고 세련된 미학을 구축하며 1970년대 후반 웨스트코스트 팝의 완숙미를 상징하는 음반으로 자리매김하고 있습니다.</w:t>
       </w:r>
     </w:p>
     <w:p>
@@ -444,7 +476,7 @@
           <w:b w:val="0"/>
           <w:sz w:val="21"/>
         </w:rPr>
-        <w:t>1970년대 후반의 낭만과 자유로움, 그리고 성숙한 대중문화의 결이 고스란히 담겨 있는 음반입니다. 당시 라디오 전파를 타고 흐르던 카펜터스나 올리비아 뉴튼 존의 음악처럼, 일상의 피로를 보듬어주고 청춘들의 가슴을 따뜻한 서정으로 물들였던 당대 레코드 살롱의 공기를 생생하게 환기해 줍니다.</w:t>
+        <w:t>베트남 전쟁 종전 이후 안정을 갈망하던 70년대 청춘들의 서정적 갈증을 달래주었던 FM 라디오 황금기의 공기를 품고 있으며, 따사로운 캘리포니아의 햇살과 낭만적 감성이 고스란히 투영되어 있습니다.</w:t>
       </w:r>
     </w:p>
     <w:p>
@@ -489,7 +521,99 @@
           <w:b w:val="0"/>
           <w:sz w:val="21"/>
         </w:rPr>
-        <w:t>감미롭고 웅장한 오케스트레이션 위로 헬렌 레디의 드라마틱한 가창력이 폭발하는 'You're My World'를 필두로, 경쾌하면서도 도회적인 리듬감이 돋보이는 'Baby, I'm a Star', 그리고 블루지한 감성과 짙은 페이소스가 묻어나는 'Long Distance Love'에 이르기까지 앨범 타이틀 그대로 귀를 감싸 안는 다채로운 트랙들로 가득 차 있습니다.</w:t>
+      </w:r>
+    </w:p>
+    <w:p>
+      <w:pPr>
+        <w:spacing w:line="324" w:lineRule="auto" w:after="80"/>
+      </w:pPr>
+      <w:r>
+        <w:rPr w:rFonts="맑은 고딕">
+          <w:rFonts w:ascii="맑은 고딕" w:hAnsi="맑은 고딕" w:eastAsia="맑은 고딕"/>
+          <w:b w:val="0"/>
+          <w:color w:val="6B7280"/>
+          <w:sz w:val="21"/>
+        </w:rPr>
+        <w:t xml:space="preserve">· </w:t>
+      </w:r>
+      <w:r>
+        <w:rPr w:rFonts="맑은 고딕">
+          <w:rFonts w:ascii="맑은 고딕" w:hAnsi="맑은 고딕" w:eastAsia="맑은 고딕"/>
+          <w:b/>
+          <w:color w:val="1F2937"/>
+          <w:sz w:val="21"/>
+        </w:rPr>
+        <w:t xml:space="preserve">‘You're My World’: </w:t>
+      </w:r>
+      <w:r>
+        <w:rPr w:rFonts="맑은 고딕">
+          <w:rFonts w:ascii="맑은 고딕" w:hAnsi="맑은 고딕" w:eastAsia="맑은 고딕"/>
+          <w:b w:val="0"/>
+          <w:sz w:val="21"/>
+        </w:rPr>
+        <w:t>이탈리아 원곡의 웅장함을 클래시컬한 팝 사운드로 재해석하여 헬렌 레디의 폭발적인 가창력과 드라마틱한 서정미를 완벽히 구현한 앨범의 백미입니다.</w:t>
+      </w:r>
+    </w:p>
+    <w:p>
+      <w:pPr>
+        <w:spacing w:line="324" w:lineRule="auto" w:after="80"/>
+      </w:pPr>
+      <w:r>
+        <w:rPr w:rFonts="맑은 고딕">
+          <w:rFonts w:ascii="맑은 고딕" w:hAnsi="맑은 고딕" w:eastAsia="맑은 고딕"/>
+          <w:b w:val="0"/>
+          <w:color w:val="6B7280"/>
+          <w:sz w:val="21"/>
+        </w:rPr>
+        <w:t xml:space="preserve">· </w:t>
+      </w:r>
+      <w:r>
+        <w:rPr w:rFonts="맑은 고딕">
+          <w:rFonts w:ascii="맑은 고딕" w:hAnsi="맑은 고딕" w:eastAsia="맑은 고딕"/>
+          <w:b/>
+          <w:color w:val="1F2937"/>
+          <w:sz w:val="21"/>
+        </w:rPr>
+        <w:t xml:space="preserve">‘Baby, I'm a Want You’: </w:t>
+      </w:r>
+      <w:r>
+        <w:rPr w:rFonts="맑은 고딕">
+          <w:rFonts w:ascii="맑은 고딕" w:hAnsi="맑은 고딕" w:eastAsia="맑은 고딕"/>
+          <w:b w:val="0"/>
+          <w:sz w:val="21"/>
+        </w:rPr>
+        <w:t>그룹 브레드(Bread)의 명곡을 그녀만의 따스하고 절제된 호흡으로 재탄생시켜 편안하고 깊은 여운을 선사합니다.</w:t>
+      </w:r>
+    </w:p>
+    <w:p>
+      <w:pPr>
+        <w:spacing w:line="324" w:lineRule="auto" w:after="80"/>
+      </w:pPr>
+      <w:r>
+        <w:rPr w:rFonts="맑은 고딕">
+          <w:rFonts w:ascii="맑은 고딕" w:hAnsi="맑은 고딕" w:eastAsia="맑은 고딕"/>
+          <w:b w:val="0"/>
+          <w:color w:val="6B7280"/>
+          <w:sz w:val="21"/>
+        </w:rPr>
+        <w:t xml:space="preserve">· </w:t>
+      </w:r>
+      <w:r>
+        <w:rPr w:rFonts="맑은 고딕">
+          <w:rFonts w:ascii="맑은 고딕" w:hAnsi="맑은 고딕" w:eastAsia="맑은 고딕"/>
+          <w:b/>
+          <w:color w:val="1F2937"/>
+          <w:sz w:val="21"/>
+        </w:rPr>
+        <w:t xml:space="preserve">‘Long Distance Love’ &amp; ‘Laissez Faire’: </w:t>
+      </w:r>
+      <w:r>
+        <w:rPr w:rFonts="맑은 고딕">
+          <w:rFonts w:ascii="맑은 고딕" w:hAnsi="맑은 고딕" w:eastAsia="맑은 고딕"/>
+          <w:b w:val="0"/>
+          <w:sz w:val="21"/>
+        </w:rPr>
+        <w:t>세련된 편곡과 감미로운 멜로디 라인이 조화를 이루며 앨범의 다채로운 결을 풍성하게 빛내줍니다.</w:t>
       </w:r>
     </w:p>
     <w:p>
@@ -520,7 +644,7 @@
           <w:b w:val="0"/>
           <w:sz w:val="21"/>
         </w:rPr>
-        <w:t>턴테이블의 바늘이 LP의 소리골을 지날 때 피어오르는 어쿠스틱 악기들의 자연스러운 배음과 헬렌 레디의 숨결까지 포착해 내는 진공관 앰프 매칭을 권합니다. 특히 현악 스트링과 브라스가 풍성하게 교차하는 대목에서는 아날로그 오디오만이 전달할 수 있는 깊고 따뜻한 공간감이 방 안을 가득 채우는 희열을 만끽할 수 있습니다.</w:t>
+        <w:t>진공관 앰프의 따스한 배음과 아날로그 턴테이블의 카트리지를 통해 울려 퍼질 때, 헬렌 레디 보컬 특유의 온화한 질감과 현악 오케스트레이션의 유려한 레이어가 생생한 공간감으로 되살아납니다.</w:t>
       </w:r>
     </w:p>
     <w:p>
@@ -551,7 +675,7 @@
           <w:b w:val="0"/>
           <w:sz w:val="21"/>
         </w:rPr>
-        <w:t>감각적인 앨범 커버 아트워크와 더불어, 70년대 아날로그 마스터링 기술의 정점을 품고 있는 오리지널 프레싱 LP는 컬렉터들에게 시각적·청각적 만족감을 동시에 선사합니다. 시대의 디바가 가장 자유롭고 유연하게 노래했던 순간을 포착한 명반으로서 바이닐 애호가의 선반 한 켠을 품격 있게 장식하기에 부족함이 없습니다.</w:t>
+        <w:t>70년대 아날로그 마스터링의 순도 높은 온기를 간직하고 있는 LP로, 헬렌 레디의 황금기 보컬과 세련된 팝 프로덕션의 조화를 실물 바이닐로 온전히 만끽할 수 있는 컬렉터스 피스입니다.</w:t>
       </w:r>
     </w:p>
     <w:p>
@@ -565,7 +689,7 @@
           <w:color w:val="4338CA"/>
           <w:sz w:val="21"/>
         </w:rPr>
-        <w:t>이 음반을 통해 1970년대 팝 음악의 황금기가 전해주는 감동을 다시 한번 경험해 보시는 것은 어떨까요?</w:t>
+        <w:t>이 음반을 통해 아날로그의 따스한 결을 타고 흐르는 헬렌 레디의 청아한 음색이 전해주는 감동을 다시 한번 경험해 보시는 것은 어떨까요?</w:t>
       </w:r>
     </w:p>
     <w:sectPr>
